--- a/informes-growth/comfort-systems-2026-10-14/Comfort Systems - growth - 2026-10-14.docx
+++ b/informes-growth/comfort-systems-2026-10-14/Comfort Systems - growth - 2026-10-14.docx
@@ -3599,7 +3599,7 @@
         <w:t xml:space="preserve"> </w:t>
       </w:r>
       <w:r>
-        <w:t xml:space="preserve">El bolsillo growth está lleno (~20 %: Nu, argenx, Shopify, Axon y Snowflake; las más flojas, Shopify ≈ +18 % y Snowflake ≈ +16 % de ponderada al precio actual) y la liquidez es de ≈ 27 EUR. Comfort Systems da −1,2 % al cierre y +4,2 % al precio actual: muy por debajo de cualquiera de las cinco, así que no compensa el coste de rotar.</w:t>
+        <w:t xml:space="preserve">El bolsillo growth está lleno (~20 %: Nu, argenx, Shopify, Axon y Snowflake; las más flojas, Shopify ≈ +18 % y Snowflake ≈ +16 % de ponderada al precio actual) y la liquidez libre es casi nula. Comfort Systems da −1,2 % al cierre y +4,2 % al precio actual: muy por debajo de cualquiera de las cinco, así que no compensa el coste de rotar.</w:t>
       </w:r>
     </w:p>
     <w:p>

--- a/informes-growth/comfort-systems-2026-10-14/Comfort Systems - growth - 2026-10-14.docx
+++ b/informes-growth/comfort-systems-2026-10-14/Comfort Systems - growth - 2026-10-14.docx
@@ -20,19 +20,31 @@
           <w:bCs/>
           <w:b/>
         </w:rPr>
-        <w:t xml:space="preserve">Señal (método v9, vigente): Mantener</w:t>
-      </w:r>
-      <w:r>
-        <w:t xml:space="preserve"> </w:t>
-      </w:r>
-      <w:r>
-        <w:t xml:space="preserve">· Puntuación 76,7/100 · Señales de cambio de tendencia 4/8 · EV/beneficio bruto NTM 14,4x</w:t>
-      </w:r>
-      <w:r>
-        <w:t xml:space="preserve"> </w:t>
-      </w:r>
-      <w:r>
-        <w:t xml:space="preserve">Precio 1.626,64 USD (cierre del 13-oct) · Objetivo 12 m 1.604,1 USD (ponderada −1,2 %, base +1,4 %, bajista −53,1 %, alcista +45,5 %) · Compra hasta 1.530,6 USD (en la práctica ≈ 1.525, ver sección 9)</w:t>
+        <w:t xml:space="preserve">Señal (método vigente v11): Vender</w:t>
+      </w:r>
+      <w:r>
+        <w:t xml:space="preserve"> </w:t>
+      </w:r>
+      <w:r>
+        <w:t xml:space="preserve">· Puntuación 76,7/100 · Señales de cambio de tendencia 4/8 · EV/EBITDA NTM 19,8 veces</w:t>
+      </w:r>
+      <w:r>
+        <w:t xml:space="preserve"> </w:t>
+      </w:r>
+      <w:r>
+        <w:t xml:space="preserve">Precio 1.626,64 USD (fecha del informe) · Objetivo 12 m 1.337,5 USD · Ponderada −17,6 % · Base −15,6 % · Bajista −57,2 % · Alcista +18,2 % · Compra hasta 1.276,2 USD</w:t>
+      </w:r>
+      <w:r>
+        <w:t xml:space="preserve"> </w:t>
+      </w:r>
+      <w:r>
+        <w:t xml:space="preserve">Peso orientativo: 0 % de la cartera · Por qué: ponderada ≤ -10 %</w:t>
+      </w:r>
+      <w:r>
+        <w:t xml:space="preserve"> </w:t>
+      </w:r>
+      <w:r>
+        <w:t xml:space="preserve">Cabecera rehecha con la v11 el 15-oct (auditoría de homogeneidad). Antes decía (método v9): Mantener. El texto de abajo puede citar cifras de esa versión anterior; mandan las de esta cabecera.</w:t>
       </w:r>
       <w:r>
         <w:t xml:space="preserve"> </w:t>
@@ -44,12 +56,6 @@
         <w:t xml:space="preserve"> </w:t>
       </w:r>
       <w:r>
-        <w:t xml:space="preserve">Peso orientativo: no entra · Por qué: no compra porque la ponderada &lt; 5 % y el bajista es peor que −50 %</w:t>
-      </w:r>
-      <w:r>
-        <w:t xml:space="preserve"> </w:t>
-      </w:r>
-      <w:r>
         <w:rPr>
           <w:bCs/>
           <w:b/>
@@ -61,74 +67,6 @@
       </w:r>
       <w:r>
         <w:t xml:space="preserve">(1.542,37 USD, 14-oct, 16:55 UTC, −5,2 % en el día) y con el objetivo del informe fijo: ponderada +4,2 %, base +7,0 %, bajista −50,6 %. Sigue en Mantener, ahora rozando el límite (le falta 0,8 puntos de ponderada y 0,6 de bajista).</w:t>
-      </w:r>
-    </w:p>
-    <w:p>
-      <w:pPr>
-        <w:pStyle w:val="BlockText"/>
-      </w:pPr>
-      <w:r>
-        <w:rPr>
-          <w:bCs/>
-          <w:b/>
-        </w:rPr>
-        <w:t xml:space="preserve">Calculado con el método v9</w:t>
-      </w:r>
-      <w:r>
-        <w:t xml:space="preserve"> </w:t>
-      </w:r>
-      <w:r>
-        <w:t xml:space="preserve">(</w:t>
-      </w:r>
-      <w:r>
-        <w:rPr>
-          <w:rStyle w:val="VerbatimChar"/>
-        </w:rPr>
-        <w:t xml:space="preserve">verticales/growth/metodo.md</w:t>
-      </w:r>
-      <w:r>
-        <w:t xml:space="preserve">), con v7 al lado. Comfort Systems gana dinero de forma estable desde hace décadas (27 años seguidos de FCF positivo), así que se valora por</w:t>
-      </w:r>
-      <w:r>
-        <w:t xml:space="preserve"> </w:t>
-      </w:r>
-      <w:r>
-        <w:rPr>
-          <w:bCs/>
-          <w:b/>
-        </w:rPr>
-        <w:t xml:space="preserve">EV/EBITDA de los 12 meses siguientes</w:t>
-      </w:r>
-      <w:r>
-        <w:t xml:space="preserve"> </w:t>
-      </w:r>
-      <w:r>
-        <w:t xml:space="preserve">(19,8x hoy), no por EV/ventas: el código aplica el múltiplo a las ventas mecánicas con el margen EBITDA implícito de hoy (18,7 %).</w:t>
-      </w:r>
-      <w:r>
-        <w:t xml:space="preserve"> </w:t>
-      </w:r>
-      <w:r>
-        <w:rPr>
-          <w:bCs/>
-          <w:b/>
-        </w:rPr>
-        <w:t xml:space="preserve">Ojo: aquí ese margen congelado favorece a la empresa</w:t>
-      </w:r>
-      <w:r>
-        <w:t xml:space="preserve"> </w:t>
-      </w:r>
-      <w:r>
-        <w:t xml:space="preserve">(es un máximo histórico de contratista); con el 16 % que proponemos como razonable (</w:t>
-      </w:r>
-      <w:r>
-        <w:rPr>
-          <w:rStyle w:val="VerbatimChar"/>
-        </w:rPr>
-        <w:t xml:space="preserve">margen_ebitda_obj_pct</w:t>
-      </w:r>
-      <w:r>
-        <w:t xml:space="preserve">), la ponderada caería a ≈ −14 % (sección 9).</w:t>
       </w:r>
     </w:p>
     <w:bookmarkStart w:id="20" w:name="la-tesis-en-cinco-líneas"/>
